--- a/docs/SmartBite-FUTO-Build-Guide.docx
+++ b/docs/SmartBite-FUTO-Build-Guide.docx
@@ -1280,7 +1280,7 @@
                 <w:sz w:val="19"/>
                 <w:szCs w:val="19"/>
               </w:rPr>
-              <w:t xml:space="preserve">Expo Push Notifications</w:t>
+              <w:t xml:space="preserve">On-device (local) notifications</w:t>
             </w:r>
           </w:p>
         </w:tc>
@@ -1303,7 +1303,7 @@
                 <w:sz w:val="19"/>
                 <w:szCs w:val="19"/>
               </w:rPr>
-              <w:t xml:space="preserve">Order alerts to device</w:t>
+              <w:t xml:space="preserve">Free, no Firebase; alerts while app is open</w:t>
             </w:r>
           </w:p>
         </w:tc>
@@ -2226,7 +2226,7 @@
           <w:bCs/>
           <w:color w:val="10231A"/>
         </w:rPr>
-        <w:t xml:space="preserve">7.4 Push notifications</w:t>
+        <w:t xml:space="preserve">7.4 Order notifications</w:t>
       </w:r>
     </w:p>
     <w:p>
@@ -2234,7 +2234,15 @@
         <w:spacing w:after="120" w:line="276"/>
       </w:pPr>
       <w:r>
-        <w:t xml:space="preserve">On login the app registers the device’s Expo push token with the server. When an order is placed the vendor is notified; when the status changes the customer is notified (accepted, preparing, on the way, delivered). Remote push requires a physical device and a one-time project setup.</w:t>
+        <w:t xml:space="preserve">The app raises notifications for order events — the customer when their order’s status changes (accepted, preparing, on the way, delivered), the vendor on a new incoming order, and the rider when a new delivery becomes available. These are on-device (local) notifications the app raises itself, driven by the same polling that keeps the screens live, so they need no paid service and no Firebase setup and appear while the app is open.</w:t>
+      </w:r>
+    </w:p>
+    <w:p>
+      <w:pPr>
+        <w:spacing w:after="120" w:line="276"/>
+      </w:pPr>
+      <w:r>
+        <w:t xml:space="preserve">For completeness: true background push (a notification delivered when the app is fully closed) can be added later with Firebase Cloud Messaging and Expo’s push service — both free of charge; it was left out only to avoid extra configuration, not for cost reasons.</w:t>
       </w:r>
     </w:p>
     <w:p>
@@ -2253,14 +2261,318 @@
     </w:p>
     <w:p>
       <w:pPr>
+        <w:pStyle w:val="Heading2"/>
+        <w:spacing w:after="80" w:before="200"/>
+      </w:pPr>
+      <w:r>
+        <w:rPr>
+          <w:b/>
+          <w:bCs/>
+          <w:color w:val="10231A"/>
+        </w:rPr>
+        <w:t xml:space="preserve">8.1 Environment configuration (use your own credentials)</w:t>
+      </w:r>
+    </w:p>
+    <w:p>
+      <w:pPr>
         <w:spacing w:after="120" w:line="276"/>
       </w:pPr>
       <w:r>
-        <w:rPr>
-          <w:b/>
-          <w:bCs/>
-        </w:rPr>
-        <w:t xml:space="preserve">Backend:</w:t>
+        <w:t xml:space="preserve">The app and API read their secrets from .env files that are NOT shipped with the source — they hold private credentials, so they must never be committed or shared. Create them yourself and fill in your own values, most importantly your own free MongoDB database.</w:t>
+      </w:r>
+    </w:p>
+    <w:p>
+      <w:pPr>
+        <w:spacing w:after="120" w:line="276"/>
+      </w:pPr>
+      <w:r>
+        <w:rPr>
+          <w:b/>
+          <w:bCs/>
+        </w:rPr>
+        <w:t xml:space="preserve">Backend — create server/.env:</w:t>
+      </w:r>
+    </w:p>
+    <w:tbl>
+      <w:tblPr>
+        <w:tblW w:type="dxa" w:w="9200"/>
+        <w:tblBorders>
+          <w:top w:val="single" w:color="auto" w:sz="4"/>
+          <w:left w:val="single" w:color="auto" w:sz="4"/>
+          <w:bottom w:val="single" w:color="auto" w:sz="4"/>
+          <w:right w:val="single" w:color="auto" w:sz="4"/>
+          <w:insideH w:val="single" w:color="auto" w:sz="4"/>
+          <w:insideV w:val="single" w:color="auto" w:sz="4"/>
+        </w:tblBorders>
+      </w:tblPr>
+      <w:tblGrid>
+        <w:gridCol w:w="2600"/>
+        <w:gridCol w:w="6600"/>
+      </w:tblGrid>
+      <w:tr>
+        <w:trPr>
+          <w:tblHeader/>
+        </w:trPr>
+        <w:tc>
+          <w:tcPr>
+            <w:tcW w:type="dxa" w:w="2600"/>
+            <w:shd w:fill="15803D" w:val="clear"/>
+            <w:tcMar>
+              <w:top w:type="dxa" w:w="60"/>
+              <w:left w:type="dxa" w:w="90"/>
+              <w:bottom w:type="dxa" w:w="60"/>
+              <w:right w:type="dxa" w:w="90"/>
+            </w:tcMar>
+          </w:tcPr>
+          <w:p>
+            <w:r>
+              <w:rPr>
+                <w:b/>
+                <w:bCs/>
+                <w:color w:val="FFFFFF"/>
+                <w:sz w:val="19"/>
+                <w:szCs w:val="19"/>
+              </w:rPr>
+              <w:t xml:space="preserve">Variable</w:t>
+            </w:r>
+          </w:p>
+        </w:tc>
+        <w:tc>
+          <w:tcPr>
+            <w:tcW w:type="dxa" w:w="6600"/>
+            <w:shd w:fill="15803D" w:val="clear"/>
+            <w:tcMar>
+              <w:top w:type="dxa" w:w="60"/>
+              <w:left w:type="dxa" w:w="90"/>
+              <w:bottom w:type="dxa" w:w="60"/>
+              <w:right w:type="dxa" w:w="90"/>
+            </w:tcMar>
+          </w:tcPr>
+          <w:p>
+            <w:r>
+              <w:rPr>
+                <w:b/>
+                <w:bCs/>
+                <w:color w:val="FFFFFF"/>
+                <w:sz w:val="19"/>
+                <w:szCs w:val="19"/>
+              </w:rPr>
+              <w:t xml:space="preserve">What to put</w:t>
+            </w:r>
+          </w:p>
+        </w:tc>
+      </w:tr>
+      <w:tr>
+        <w:tc>
+          <w:tcPr>
+            <w:tcW w:type="dxa" w:w="2600"/>
+            <w:tcMar>
+              <w:top w:type="dxa" w:w="60"/>
+              <w:left w:type="dxa" w:w="90"/>
+              <w:bottom w:type="dxa" w:w="60"/>
+              <w:right w:type="dxa" w:w="90"/>
+            </w:tcMar>
+          </w:tcPr>
+          <w:p>
+            <w:r>
+              <w:rPr>
+                <w:b w:val="false"/>
+                <w:bCs w:val="false"/>
+                <w:color w:val="10231A"/>
+                <w:sz w:val="19"/>
+                <w:szCs w:val="19"/>
+              </w:rPr>
+              <w:t xml:space="preserve">PORT</w:t>
+            </w:r>
+          </w:p>
+        </w:tc>
+        <w:tc>
+          <w:tcPr>
+            <w:tcW w:type="dxa" w:w="6600"/>
+            <w:tcMar>
+              <w:top w:type="dxa" w:w="60"/>
+              <w:left w:type="dxa" w:w="90"/>
+              <w:bottom w:type="dxa" w:w="60"/>
+              <w:right w:type="dxa" w:w="90"/>
+            </w:tcMar>
+          </w:tcPr>
+          <w:p>
+            <w:r>
+              <w:rPr>
+                <w:b w:val="false"/>
+                <w:bCs w:val="false"/>
+                <w:color w:val="10231A"/>
+                <w:sz w:val="19"/>
+                <w:szCs w:val="19"/>
+              </w:rPr>
+              <w:t xml:space="preserve">4000</w:t>
+            </w:r>
+          </w:p>
+        </w:tc>
+      </w:tr>
+      <w:tr>
+        <w:tc>
+          <w:tcPr>
+            <w:tcW w:type="dxa" w:w="2600"/>
+            <w:tcMar>
+              <w:top w:type="dxa" w:w="60"/>
+              <w:left w:type="dxa" w:w="90"/>
+              <w:bottom w:type="dxa" w:w="60"/>
+              <w:right w:type="dxa" w:w="90"/>
+            </w:tcMar>
+          </w:tcPr>
+          <w:p>
+            <w:r>
+              <w:rPr>
+                <w:b w:val="false"/>
+                <w:bCs w:val="false"/>
+                <w:color w:val="10231A"/>
+                <w:sz w:val="19"/>
+                <w:szCs w:val="19"/>
+              </w:rPr>
+              <w:t xml:space="preserve">MONGODB_URI</w:t>
+            </w:r>
+          </w:p>
+        </w:tc>
+        <w:tc>
+          <w:tcPr>
+            <w:tcW w:type="dxa" w:w="6600"/>
+            <w:tcMar>
+              <w:top w:type="dxa" w:w="60"/>
+              <w:left w:type="dxa" w:w="90"/>
+              <w:bottom w:type="dxa" w:w="60"/>
+              <w:right w:type="dxa" w:w="90"/>
+            </w:tcMar>
+          </w:tcPr>
+          <w:p>
+            <w:r>
+              <w:rPr>
+                <w:b w:val="false"/>
+                <w:bCs w:val="false"/>
+                <w:color w:val="10231A"/>
+                <w:sz w:val="19"/>
+                <w:szCs w:val="19"/>
+              </w:rPr>
+              <w:t xml:space="preserve">Your own MongoDB connection string (see below). Leave blank to use the built-in in-memory database instead.</w:t>
+            </w:r>
+          </w:p>
+        </w:tc>
+      </w:tr>
+      <w:tr>
+        <w:tc>
+          <w:tcPr>
+            <w:tcW w:type="dxa" w:w="2600"/>
+            <w:tcMar>
+              <w:top w:type="dxa" w:w="60"/>
+              <w:left w:type="dxa" w:w="90"/>
+              <w:bottom w:type="dxa" w:w="60"/>
+              <w:right w:type="dxa" w:w="90"/>
+            </w:tcMar>
+          </w:tcPr>
+          <w:p>
+            <w:r>
+              <w:rPr>
+                <w:b w:val="false"/>
+                <w:bCs w:val="false"/>
+                <w:color w:val="10231A"/>
+                <w:sz w:val="19"/>
+                <w:szCs w:val="19"/>
+              </w:rPr>
+              <w:t xml:space="preserve">JWT_SECRET</w:t>
+            </w:r>
+          </w:p>
+        </w:tc>
+        <w:tc>
+          <w:tcPr>
+            <w:tcW w:type="dxa" w:w="6600"/>
+            <w:tcMar>
+              <w:top w:type="dxa" w:w="60"/>
+              <w:left w:type="dxa" w:w="90"/>
+              <w:bottom w:type="dxa" w:w="60"/>
+              <w:right w:type="dxa" w:w="90"/>
+            </w:tcMar>
+          </w:tcPr>
+          <w:p>
+            <w:r>
+              <w:rPr>
+                <w:b w:val="false"/>
+                <w:bCs w:val="false"/>
+                <w:color w:val="10231A"/>
+                <w:sz w:val="19"/>
+                <w:szCs w:val="19"/>
+              </w:rPr>
+              <w:t xml:space="preserve">Any long random string (used to sign login tokens)</w:t>
+            </w:r>
+          </w:p>
+        </w:tc>
+      </w:tr>
+      <w:tr>
+        <w:tc>
+          <w:tcPr>
+            <w:tcW w:type="dxa" w:w="2600"/>
+            <w:tcMar>
+              <w:top w:type="dxa" w:w="60"/>
+              <w:left w:type="dxa" w:w="90"/>
+              <w:bottom w:type="dxa" w:w="60"/>
+              <w:right w:type="dxa" w:w="90"/>
+            </w:tcMar>
+          </w:tcPr>
+          <w:p>
+            <w:r>
+              <w:rPr>
+                <w:b w:val="false"/>
+                <w:bCs w:val="false"/>
+                <w:color w:val="10231A"/>
+                <w:sz w:val="19"/>
+                <w:szCs w:val="19"/>
+              </w:rPr>
+              <w:t xml:space="preserve">CORS_ORIGIN</w:t>
+            </w:r>
+          </w:p>
+        </w:tc>
+        <w:tc>
+          <w:tcPr>
+            <w:tcW w:type="dxa" w:w="6600"/>
+            <w:tcMar>
+              <w:top w:type="dxa" w:w="60"/>
+              <w:left w:type="dxa" w:w="90"/>
+              <w:bottom w:type="dxa" w:w="60"/>
+              <w:right w:type="dxa" w:w="90"/>
+            </w:tcMar>
+          </w:tcPr>
+          <w:p>
+            <w:r>
+              <w:rPr>
+                <w:b w:val="false"/>
+                <w:bCs w:val="false"/>
+                <w:color w:val="10231A"/>
+                <w:sz w:val="19"/>
+                <w:szCs w:val="19"/>
+              </w:rPr>
+              <w:t xml:space="preserve">*</w:t>
+            </w:r>
+          </w:p>
+        </w:tc>
+      </w:tr>
+    </w:tbl>
+    <w:p>
+      <w:pPr>
+        <w:spacing w:after="120" w:line="276"/>
+      </w:pPr>
+    </w:p>
+    <w:p>
+      <w:pPr>
+        <w:spacing w:after="120" w:line="276"/>
+      </w:pPr>
+      <w:r>
+        <w:rPr>
+          <w:b/>
+          <w:bCs/>
+        </w:rPr>
+        <w:t xml:space="preserve">Getting a free MongoDB URL:</w:t>
+      </w:r>
+      <w:r>
+        <w:t xml:space="preserve"> create a free account at mongodb.com/atlas → create a free M0 cluster → under Database Access add a user (username + password) → under Network Access allow your IP (or 0.0.0.0/0 for testing) → Connect → Drivers, and copy the connection string:</w:t>
       </w:r>
     </w:p>
     <w:p>
@@ -2277,7 +2589,7 @@
           <w:sz w:val="18"/>
           <w:szCs w:val="18"/>
         </w:rPr>
-        <w:t xml:space="preserve">cd server   |   npm install   |   npm start</w:t>
+        <w:t xml:space="preserve">mongodb+srv://&lt;username&gt;:&lt;password&gt;@&lt;cluster&gt;.mongodb.net/smartbite</w:t>
       </w:r>
     </w:p>
     <w:p>
@@ -2285,11 +2597,176 @@
         <w:spacing w:after="120" w:line="276"/>
       </w:pPr>
       <w:r>
-        <w:rPr>
-          <w:b/>
-          <w:bCs/>
-        </w:rPr>
-        <w:t xml:space="preserve">Mobile app:</w:t>
+        <w:t xml:space="preserve">Paste it as MONGODB_URI, replacing &lt;username&gt; and &lt;password&gt; with the ones you created.</w:t>
+      </w:r>
+    </w:p>
+    <w:p>
+      <w:pPr>
+        <w:spacing w:after="120" w:line="276"/>
+      </w:pPr>
+      <w:r>
+        <w:rPr>
+          <w:b/>
+          <w:bCs/>
+        </w:rPr>
+        <w:t xml:space="preserve">Mobile app — create .env in the project root:</w:t>
+      </w:r>
+    </w:p>
+    <w:tbl>
+      <w:tblPr>
+        <w:tblW w:type="dxa" w:w="9200"/>
+        <w:tblBorders>
+          <w:top w:val="single" w:color="auto" w:sz="4"/>
+          <w:left w:val="single" w:color="auto" w:sz="4"/>
+          <w:bottom w:val="single" w:color="auto" w:sz="4"/>
+          <w:right w:val="single" w:color="auto" w:sz="4"/>
+          <w:insideH w:val="single" w:color="auto" w:sz="4"/>
+          <w:insideV w:val="single" w:color="auto" w:sz="4"/>
+        </w:tblBorders>
+      </w:tblPr>
+      <w:tblGrid>
+        <w:gridCol w:w="3000"/>
+        <w:gridCol w:w="6200"/>
+      </w:tblGrid>
+      <w:tr>
+        <w:trPr>
+          <w:tblHeader/>
+        </w:trPr>
+        <w:tc>
+          <w:tcPr>
+            <w:tcW w:type="dxa" w:w="3000"/>
+            <w:shd w:fill="15803D" w:val="clear"/>
+            <w:tcMar>
+              <w:top w:type="dxa" w:w="60"/>
+              <w:left w:type="dxa" w:w="90"/>
+              <w:bottom w:type="dxa" w:w="60"/>
+              <w:right w:type="dxa" w:w="90"/>
+            </w:tcMar>
+          </w:tcPr>
+          <w:p>
+            <w:r>
+              <w:rPr>
+                <w:b/>
+                <w:bCs/>
+                <w:color w:val="FFFFFF"/>
+                <w:sz w:val="19"/>
+                <w:szCs w:val="19"/>
+              </w:rPr>
+              <w:t xml:space="preserve">Variable</w:t>
+            </w:r>
+          </w:p>
+        </w:tc>
+        <w:tc>
+          <w:tcPr>
+            <w:tcW w:type="dxa" w:w="6200"/>
+            <w:shd w:fill="15803D" w:val="clear"/>
+            <w:tcMar>
+              <w:top w:type="dxa" w:w="60"/>
+              <w:left w:type="dxa" w:w="90"/>
+              <w:bottom w:type="dxa" w:w="60"/>
+              <w:right w:type="dxa" w:w="90"/>
+            </w:tcMar>
+          </w:tcPr>
+          <w:p>
+            <w:r>
+              <w:rPr>
+                <w:b/>
+                <w:bCs/>
+                <w:color w:val="FFFFFF"/>
+                <w:sz w:val="19"/>
+                <w:szCs w:val="19"/>
+              </w:rPr>
+              <w:t xml:space="preserve">What to put</w:t>
+            </w:r>
+          </w:p>
+        </w:tc>
+      </w:tr>
+      <w:tr>
+        <w:tc>
+          <w:tcPr>
+            <w:tcW w:type="dxa" w:w="3000"/>
+            <w:tcMar>
+              <w:top w:type="dxa" w:w="60"/>
+              <w:left w:type="dxa" w:w="90"/>
+              <w:bottom w:type="dxa" w:w="60"/>
+              <w:right w:type="dxa" w:w="90"/>
+            </w:tcMar>
+          </w:tcPr>
+          <w:p>
+            <w:r>
+              <w:rPr>
+                <w:b w:val="false"/>
+                <w:bCs w:val="false"/>
+                <w:color w:val="10231A"/>
+                <w:sz w:val="19"/>
+                <w:szCs w:val="19"/>
+              </w:rPr>
+              <w:t xml:space="preserve">EXPO_PUBLIC_API_URL</w:t>
+            </w:r>
+          </w:p>
+        </w:tc>
+        <w:tc>
+          <w:tcPr>
+            <w:tcW w:type="dxa" w:w="6200"/>
+            <w:tcMar>
+              <w:top w:type="dxa" w:w="60"/>
+              <w:left w:type="dxa" w:w="90"/>
+              <w:bottom w:type="dxa" w:w="60"/>
+              <w:right w:type="dxa" w:w="90"/>
+            </w:tcMar>
+          </w:tcPr>
+          <w:p>
+            <w:r>
+              <w:rPr>
+                <w:b w:val="false"/>
+                <w:bCs w:val="false"/>
+                <w:color w:val="10231A"/>
+                <w:sz w:val="19"/>
+                <w:szCs w:val="19"/>
+              </w:rPr>
+              <w:t xml:space="preserve">Address of your running backend — e.g. http://&lt;your-LAN-IP&gt;:4000 on the same Wi-Fi, or your deployed URL</w:t>
+            </w:r>
+          </w:p>
+        </w:tc>
+      </w:tr>
+    </w:tbl>
+    <w:p>
+      <w:pPr>
+        <w:spacing w:after="120" w:line="276"/>
+      </w:pPr>
+    </w:p>
+    <w:p>
+      <w:pPr>
+        <w:spacing w:after="120" w:line="276"/>
+      </w:pPr>
+      <w:r>
+        <w:t xml:space="preserve">Tip: if you leave MONGODB_URI blank, the API automatically starts a temporary in-memory database and seeds the demo data — the quickest way to try everything locally with no signup.</w:t>
+      </w:r>
+    </w:p>
+    <w:p>
+      <w:pPr>
+        <w:pStyle w:val="Heading2"/>
+        <w:spacing w:after="80" w:before="200"/>
+      </w:pPr>
+      <w:r>
+        <w:rPr>
+          <w:b/>
+          <w:bCs/>
+          <w:color w:val="10231A"/>
+        </w:rPr>
+        <w:t xml:space="preserve">8.2 Run</w:t>
+      </w:r>
+    </w:p>
+    <w:p>
+      <w:pPr>
+        <w:spacing w:after="120" w:line="276"/>
+      </w:pPr>
+      <w:r>
+        <w:rPr>
+          <w:b/>
+          <w:bCs/>
+        </w:rPr>
+        <w:t xml:space="preserve">Backend:</w:t>
       </w:r>
     </w:p>
     <w:p>
@@ -2306,6 +2783,35 @@
           <w:sz w:val="18"/>
           <w:szCs w:val="18"/>
         </w:rPr>
+        <w:t xml:space="preserve">cd server   |   npm install   |   npm start</w:t>
+      </w:r>
+    </w:p>
+    <w:p>
+      <w:pPr>
+        <w:spacing w:after="120" w:line="276"/>
+      </w:pPr>
+      <w:r>
+        <w:rPr>
+          <w:b/>
+          <w:bCs/>
+        </w:rPr>
+        <w:t xml:space="preserve">Mobile app:</w:t>
+      </w:r>
+    </w:p>
+    <w:p>
+      <w:pPr>
+        <w:pBdr>
+          <w:left w:val="single" w:color="15803D" w:sz="18" w:space="6"/>
+        </w:pBdr>
+        <w:shd w:fill="F2F5F0" w:val="clear"/>
+        <w:spacing w:after="120"/>
+      </w:pPr>
+      <w:r>
+        <w:rPr>
+          <w:rFonts w:ascii="Consolas" w:cs="Consolas" w:eastAsia="Consolas" w:hAnsi="Consolas"/>
+          <w:sz w:val="18"/>
+          <w:szCs w:val="18"/>
+        </w:rPr>
         <w:t xml:space="preserve">npm install   |   npx expo start   (press w for web, or scan the QR with Expo Go)</w:t>
       </w:r>
     </w:p>
@@ -2314,7 +2820,7 @@
         <w:spacing w:after="120" w:line="276"/>
       </w:pPr>
       <w:r>
-        <w:t xml:space="preserve">On a physical phone, set EXPO_PUBLIC_API_URL to your computer’s LAN IP. Demo accounts (password demo123): chidera@ (customer), mama@ (vendor), emeka@ (rider), admin@futo.edu.ng.</w:t>
+        <w:t xml:space="preserve">Demo accounts (password demo123): chidera@ (customer), mama@ (vendor), emeka@ (rider), admin@futo.edu.ng.</w:t>
       </w:r>
     </w:p>
     <w:p>
@@ -2459,10 +2965,10 @@
           <w:b/>
           <w:bCs/>
         </w:rPr>
-        <w:t xml:space="preserve">Push notifications</w:t>
-      </w:r>
-      <w:r>
-        <w:t xml:space="preserve"> need a physical device and an Expo project id.</w:t>
+        <w:t xml:space="preserve">Notifications</w:t>
+      </w:r>
+      <w:r>
+        <w:t xml:space="preserve"> appear while the app is open (on-device). Delivering them when the app is fully closed would use Firebase Cloud Messaging — free, but adds setup, so it is out of scope for this PoC.</w:t>
       </w:r>
     </w:p>
     <w:p>
